--- a/Ministry/Scholarly-Review/CiC_Article31_Reviewer_Brief_V0_2_DRAFT.docx
+++ b/Ministry/Scholarly-Review/CiC_Article31_Reviewer_Brief_V0_2_DRAFT.docx
@@ -277,11 +277,7 @@
         <w:spacing w:after="100"/>
       </w:pPr>
       <w:r>
-        <w:rPr>
-          <w:i/>
-          <w:iCs/>
-        </w:rPr>
-        <w:t xml:space="preserve">[Closing in Mark’s voice — the invitation to a call, and the offer: methodology documents first, or twenty minutes at the Table with the house church first, whichever sounds better.]</w:t>
+        <w:t xml:space="preserve">I’d rather talk than have you read this cold, if you’re up for it — a call, whenever works for you, no agenda beyond you getting a feel for what I’m actually asking. Or if you’d rather look first: I can send the methodology and that first World Brief now, and we talk once you’ve had a look. Either order’s fine — whichever gets you in the door faster. Either way, thank you for reading even this far.</w:t>
       </w:r>
     </w:p>
     <w:sectPr>

--- a/Ministry/Scholarly-Review/CiC_Article31_Reviewer_Brief_V0_2_DRAFT.docx
+++ b/Ministry/Scholarly-Review/CiC_Article31_Reviewer_Brief_V0_2_DRAFT.docx
@@ -29,6 +29,19 @@
           <w:szCs w:val="24"/>
         </w:rPr>
         <w:t xml:space="preserve">A Review I Need — and Would Trust You With</w:t>
+      </w:r>
+    </w:p>
+    <w:p>
+      <w:pPr>
+        <w:spacing w:after="100"/>
+      </w:pPr>
+      <w:r>
+        <w:rPr>
+          <w:i/>
+          <w:iCs/>
+          <w:color w:val="C00000"/>
+        </w:rPr>
+        <w:t xml:space="preserve">[STATUS, 2026-08-02: Article 31 external scholarly review is now a Year 2 item on the 5-year timeline, not a near-term send — cost of doing it right doesn’t fit the current budget. This draft is not paused for lack of substance; it’s complete apart from the opening block below. Hold until Year 2 planning starts. See CiC_System_Hub_Decision_Log.md, 2026-08-02.]</w:t>
       </w:r>
     </w:p>
     <w:p>

--- a/Ministry/Scholarly-Review/CiC_Article31_Reviewer_Brief_V0_2_DRAFT.docx
+++ b/Ministry/Scholarly-Review/CiC_Article31_Reviewer_Brief_V0_2_DRAFT.docx
@@ -29,6 +29,19 @@
           <w:szCs w:val="24"/>
         </w:rPr>
         <w:t xml:space="preserve">A Review I Need — and Would Trust You With</w:t>
+      </w:r>
+    </w:p>
+    <w:p>
+      <w:pPr>
+        <w:spacing w:after="100"/>
+      </w:pPr>
+      <w:r>
+        <w:rPr>
+          <w:i/>
+          <w:iCs/>
+          <w:color w:val="C00000"/>
+        </w:rPr>
+        <w:t xml:space="preserve">[STATUS, 2026-08-02: Article 31 external scholarly review is now a Year 2 item on the 5-year timeline, not a near-term send — cost of doing it right doesn’t fit the current budget. This draft is not paused for lack of substance; it’s complete apart from the opening block below. Hold until Year 2 planning starts. See CiC_System_Hub_Decision_Log.md, 2026-08-02.]</w:t>
       </w:r>
     </w:p>
     <w:p>
@@ -277,11 +290,7 @@
         <w:spacing w:after="100"/>
       </w:pPr>
       <w:r>
-        <w:rPr>
-          <w:i/>
-          <w:iCs/>
-        </w:rPr>
-        <w:t xml:space="preserve">[Closing in Mark’s voice — the invitation to a call, and the offer: methodology documents first, or twenty minutes at the Table with the house church first, whichever sounds better.]</w:t>
+        <w:t xml:space="preserve">I’d rather talk than have you read this cold, if you’re up for it — a call, whenever works for you, no agenda beyond you getting a feel for what I’m actually asking. Or if you’d rather look first: I can send the methodology and that first World Brief now, and we talk once you’ve had a look. Either order’s fine — whichever gets you in the door faster. Either way, thank you for reading even this far.</w:t>
       </w:r>
     </w:p>
     <w:sectPr>
